--- a/backend-exhibits/Google MyDrive to Dropbox Advanced Plan - Advanced Include.docx
+++ b/backend-exhibits/Google MyDrive to Dropbox Advanced Plan - Advanced Include.docx
@@ -53,7 +53,7 @@
                 <w:b/>
                 <w:sz w:val="21"/>
               </w:rPr>
-              <w:t>Advanced Plan Features (</w:t>
+              <w:t>Standard Plan Features (</w:t>
             </w:r>
             <w:proofErr w:type="spellStart"/>
             <w:r>

--- a/backend-exhibits/Google MyDrive to Dropbox Advanced Plan - Advanced Include.docx
+++ b/backend-exhibits/Google MyDrive to Dropbox Advanced Plan - Advanced Include.docx
@@ -49,7 +49,7 @@
             </w:pPr>
             <w:r>
               <w:rPr>
-                <w:rFonts w:ascii="Arial" w:eastAsia="Arial" w:hAnsi="Arial" w:cs="Arial"/>
+                <w:rFonts w:ascii="Arial" w:hAnsi="Arial" w:cs="Arial" w:eastAsia="Arial"/>
                 <w:b/>
                 <w:sz w:val="21"/>
               </w:rPr>
@@ -58,7 +58,7 @@
             <w:proofErr w:type="spellStart"/>
             <w:r>
               <w:rPr>
-                <w:rFonts w:ascii="Arial" w:eastAsia="Arial" w:hAnsi="Arial" w:cs="Arial"/>
+                <w:rFonts w:ascii="Arial" w:hAnsi="Arial" w:cs="Arial" w:eastAsia="Arial"/>
                 <w:b/>
                 <w:sz w:val="21"/>
               </w:rPr>
@@ -67,7 +67,7 @@
             <w:proofErr w:type="spellEnd"/>
             <w:r>
               <w:rPr>
-                <w:rFonts w:ascii="Arial" w:eastAsia="Arial" w:hAnsi="Arial" w:cs="Arial"/>
+                <w:rFonts w:ascii="Arial" w:hAnsi="Arial" w:cs="Arial" w:eastAsia="Arial"/>
                 <w:b/>
                 <w:sz w:val="21"/>
               </w:rPr>
@@ -96,7 +96,7 @@
             </w:pPr>
             <w:r>
               <w:rPr>
-                <w:rFonts w:ascii="Arial" w:eastAsia="Arial" w:hAnsi="Arial" w:cs="Arial"/>
+                <w:rFonts w:ascii="Arial" w:hAnsi="Arial" w:cs="Arial" w:eastAsia="Arial"/>
                 <w:b/>
                 <w:sz w:val="21"/>
               </w:rPr>
@@ -122,7 +122,7 @@
             <w:proofErr w:type="spellStart"/>
             <w:r>
               <w:rPr>
-                <w:rFonts w:ascii="Arial" w:eastAsia="Arial" w:hAnsi="Arial" w:cs="Arial"/>
+                <w:rFonts w:ascii="Arial" w:hAnsi="Arial" w:cs="Arial" w:eastAsia="Arial"/>
                 <w:sz w:val="21"/>
               </w:rPr>
               <w:t>CloudFuze</w:t>
@@ -130,7 +130,7 @@
             <w:proofErr w:type="spellEnd"/>
             <w:r>
               <w:rPr>
-                <w:rFonts w:ascii="Arial" w:eastAsia="Arial" w:hAnsi="Arial" w:cs="Arial"/>
+                <w:rFonts w:ascii="Arial" w:hAnsi="Arial" w:cs="Arial" w:eastAsia="Arial"/>
                 <w:sz w:val="21"/>
               </w:rPr>
               <w:t xml:space="preserve"> ensures the seamless migration of the data from the source cloud to destination, preserving the accuracy and integrity of the data structure.</w:t>
@@ -158,7 +158,7 @@
             </w:pPr>
             <w:r>
               <w:rPr>
-                <w:rFonts w:ascii="Arial" w:eastAsia="Arial" w:hAnsi="Arial" w:cs="Arial"/>
+                <w:rFonts w:ascii="Arial" w:hAnsi="Arial" w:cs="Arial" w:eastAsia="Arial"/>
                 <w:b/>
                 <w:sz w:val="21"/>
               </w:rPr>
@@ -183,7 +183,7 @@
             </w:pPr>
             <w:r>
               <w:rPr>
-                <w:rFonts w:ascii="Arial" w:eastAsia="Arial" w:hAnsi="Arial" w:cs="Arial"/>
+                <w:rFonts w:ascii="Arial" w:hAnsi="Arial" w:cs="Arial" w:eastAsia="Arial"/>
                 <w:sz w:val="21"/>
               </w:rPr>
               <w:t>The initial data migration from source to destination is considered as One-time migration.</w:t>
@@ -211,7 +211,7 @@
             </w:pPr>
             <w:r>
               <w:rPr>
-                <w:rFonts w:ascii="Arial" w:eastAsia="Arial" w:hAnsi="Arial" w:cs="Arial"/>
+                <w:rFonts w:ascii="Arial" w:hAnsi="Arial" w:cs="Arial" w:eastAsia="Arial"/>
                 <w:b/>
                 <w:sz w:val="21"/>
               </w:rPr>
@@ -238,7 +238,7 @@
             <w:proofErr w:type="spellStart"/>
             <w:r>
               <w:rPr>
-                <w:rFonts w:ascii="Arial" w:eastAsia="Arial" w:hAnsi="Arial" w:cs="Arial"/>
+                <w:rFonts w:ascii="Arial" w:hAnsi="Arial" w:cs="Arial" w:eastAsia="Arial"/>
                 <w:sz w:val="21"/>
               </w:rPr>
               <w:t>CloudFuze</w:t>
@@ -246,7 +246,7 @@
             <w:proofErr w:type="spellEnd"/>
             <w:r>
               <w:rPr>
-                <w:rFonts w:ascii="Arial" w:eastAsia="Arial" w:hAnsi="Arial" w:cs="Arial"/>
+                <w:rFonts w:ascii="Arial" w:hAnsi="Arial" w:cs="Arial" w:eastAsia="Arial"/>
                 <w:sz w:val="21"/>
               </w:rPr>
               <w:t xml:space="preserve"> preserves all root folder permissions along with access levels.</w:t>
@@ -274,7 +274,7 @@
             </w:pPr>
             <w:r>
               <w:rPr>
-                <w:rFonts w:ascii="Arial" w:eastAsia="Arial" w:hAnsi="Arial" w:cs="Arial"/>
+                <w:rFonts w:ascii="Arial" w:hAnsi="Arial" w:cs="Arial" w:eastAsia="Arial"/>
                 <w:b/>
                 <w:sz w:val="21"/>
               </w:rPr>
@@ -300,7 +300,7 @@
             <w:proofErr w:type="spellStart"/>
             <w:r>
               <w:rPr>
-                <w:rFonts w:ascii="Arial" w:eastAsia="Arial" w:hAnsi="Arial" w:cs="Arial"/>
+                <w:rFonts w:ascii="Arial" w:hAnsi="Arial" w:cs="Arial" w:eastAsia="Arial"/>
                 <w:sz w:val="21"/>
               </w:rPr>
               <w:t>CloudFuze</w:t>
@@ -308,7 +308,7 @@
             <w:proofErr w:type="spellEnd"/>
             <w:r>
               <w:rPr>
-                <w:rFonts w:ascii="Arial" w:eastAsia="Arial" w:hAnsi="Arial" w:cs="Arial"/>
+                <w:rFonts w:ascii="Arial" w:hAnsi="Arial" w:cs="Arial" w:eastAsia="Arial"/>
                 <w:sz w:val="21"/>
               </w:rPr>
               <w:t xml:space="preserve"> preserves all Root file permissions along with access levels.</w:t>
@@ -336,7 +336,7 @@
             </w:pPr>
             <w:r>
               <w:rPr>
-                <w:rFonts w:ascii="Arial" w:eastAsia="Arial" w:hAnsi="Arial" w:cs="Arial"/>
+                <w:rFonts w:ascii="Arial" w:hAnsi="Arial" w:cs="Arial" w:eastAsia="Arial"/>
                 <w:b/>
                 <w:sz w:val="21"/>
               </w:rPr>
@@ -362,7 +362,7 @@
             <w:proofErr w:type="spellStart"/>
             <w:r>
               <w:rPr>
-                <w:rFonts w:ascii="Arial" w:eastAsia="Arial" w:hAnsi="Arial" w:cs="Arial"/>
+                <w:rFonts w:ascii="Arial" w:hAnsi="Arial" w:cs="Arial" w:eastAsia="Arial"/>
                 <w:sz w:val="21"/>
               </w:rPr>
               <w:t>CloudFuze</w:t>
@@ -370,7 +370,7 @@
             <w:proofErr w:type="spellEnd"/>
             <w:r>
               <w:rPr>
-                <w:rFonts w:ascii="Arial" w:eastAsia="Arial" w:hAnsi="Arial" w:cs="Arial"/>
+                <w:rFonts w:ascii="Arial" w:hAnsi="Arial" w:cs="Arial" w:eastAsia="Arial"/>
                 <w:sz w:val="21"/>
               </w:rPr>
               <w:t xml:space="preserve"> preserves all subfolder permissions along with access levels.</w:t>
@@ -398,7 +398,7 @@
             </w:pPr>
             <w:r>
               <w:rPr>
-                <w:rFonts w:ascii="Arial" w:eastAsia="Arial" w:hAnsi="Arial" w:cs="Arial"/>
+                <w:rFonts w:ascii="Arial" w:hAnsi="Arial" w:cs="Arial" w:eastAsia="Arial"/>
                 <w:b/>
                 <w:sz w:val="21"/>
               </w:rPr>
@@ -425,7 +425,7 @@
             <w:proofErr w:type="spellStart"/>
             <w:r>
               <w:rPr>
-                <w:rFonts w:ascii="Arial" w:eastAsia="Arial" w:hAnsi="Arial" w:cs="Arial"/>
+                <w:rFonts w:ascii="Arial" w:hAnsi="Arial" w:cs="Arial" w:eastAsia="Arial"/>
                 <w:sz w:val="21"/>
               </w:rPr>
               <w:t>CloudFuze</w:t>
@@ -433,7 +433,7 @@
             <w:proofErr w:type="spellEnd"/>
             <w:r>
               <w:rPr>
-                <w:rFonts w:ascii="Arial" w:eastAsia="Arial" w:hAnsi="Arial" w:cs="Arial"/>
+                <w:rFonts w:ascii="Arial" w:hAnsi="Arial" w:cs="Arial" w:eastAsia="Arial"/>
                 <w:sz w:val="21"/>
               </w:rPr>
               <w:t xml:space="preserve"> can migrate external permissions (Files/Folders shared </w:t>
@@ -446,7 +446,7 @@
             </w:pPr>
             <w:r>
               <w:rPr>
-                <w:rFonts w:ascii="Arial" w:eastAsia="Arial" w:hAnsi="Arial" w:cs="Arial"/>
+                <w:rFonts w:ascii="Arial" w:hAnsi="Arial" w:cs="Arial" w:eastAsia="Arial"/>
                 <w:sz w:val="21"/>
               </w:rPr>
               <w:t>with people of outside organizations) of files/folders to the destination along with access levels.</w:t>
@@ -474,7 +474,7 @@
             </w:pPr>
             <w:r>
               <w:rPr>
-                <w:rFonts w:ascii="Arial" w:eastAsia="Arial" w:hAnsi="Arial" w:cs="Arial"/>
+                <w:rFonts w:ascii="Arial" w:hAnsi="Arial" w:cs="Arial" w:eastAsia="Arial"/>
                 <w:b/>
                 <w:sz w:val="21"/>
               </w:rPr>
@@ -499,7 +499,7 @@
             </w:pPr>
             <w:r>
               <w:rPr>
-                <w:rFonts w:ascii="Arial" w:eastAsia="Arial" w:hAnsi="Arial" w:cs="Arial"/>
+                <w:rFonts w:ascii="Arial" w:hAnsi="Arial" w:cs="Arial" w:eastAsia="Arial"/>
                 <w:sz w:val="21"/>
               </w:rPr>
               <w:t>Maintaining the original timestamps, including creation and modification dates and times, when transferring data to the destination cloud.</w:t>
@@ -527,7 +527,7 @@
             </w:pPr>
             <w:r>
               <w:rPr>
-                <w:rFonts w:ascii="Arial" w:eastAsia="Arial" w:hAnsi="Arial" w:cs="Arial"/>
+                <w:rFonts w:ascii="Arial" w:hAnsi="Arial" w:cs="Arial" w:eastAsia="Arial"/>
                 <w:b/>
                 <w:sz w:val="21"/>
               </w:rPr>
@@ -552,7 +552,7 @@
             </w:pPr>
             <w:r>
               <w:rPr>
-                <w:rFonts w:ascii="Arial" w:eastAsia="Arial" w:hAnsi="Arial" w:cs="Arial"/>
+                <w:rFonts w:ascii="Arial" w:hAnsi="Arial" w:cs="Arial" w:eastAsia="Arial"/>
                 <w:sz w:val="21"/>
               </w:rPr>
               <w:t>Special characters not supported by the destination cloud will be automatically replaced with underscores (_) or hyphens (-). This ensures that the integrity of the data is maintained during the migration process.</w:t>
@@ -580,7 +580,7 @@
             </w:pPr>
             <w:r>
               <w:rPr>
-                <w:rFonts w:ascii="Arial" w:eastAsia="Arial" w:hAnsi="Arial" w:cs="Arial"/>
+                <w:rFonts w:ascii="Arial" w:hAnsi="Arial" w:cs="Arial" w:eastAsia="Arial"/>
                 <w:b/>
                 <w:sz w:val="21"/>
               </w:rPr>
@@ -605,7 +605,7 @@
             </w:pPr>
             <w:r>
               <w:rPr>
-                <w:rFonts w:ascii="Arial" w:eastAsia="Arial" w:hAnsi="Arial" w:cs="Arial"/>
+                <w:rFonts w:ascii="Arial" w:hAnsi="Arial" w:cs="Arial" w:eastAsia="Arial"/>
                 <w:sz w:val="21"/>
               </w:rPr>
               <w:t>If the destination cloud has a long folder path limitation, the system automatically adjusts the destination's path as per the limitation.</w:t>
@@ -633,7 +633,7 @@
             </w:pPr>
             <w:r>
               <w:rPr>
-                <w:rFonts w:ascii="Arial" w:eastAsia="Arial" w:hAnsi="Arial" w:cs="Arial"/>
+                <w:rFonts w:ascii="Arial" w:hAnsi="Arial" w:cs="Arial" w:eastAsia="Arial"/>
                 <w:b/>
                 <w:sz w:val="21"/>
               </w:rPr>
@@ -658,7 +658,7 @@
             </w:pPr>
             <w:r>
               <w:rPr>
-                <w:rFonts w:ascii="Arial" w:eastAsia="Arial" w:hAnsi="Arial" w:cs="Arial"/>
+                <w:rFonts w:ascii="Arial" w:hAnsi="Arial" w:cs="Arial" w:eastAsia="Arial"/>
                 <w:sz w:val="21"/>
               </w:rPr>
               <w:t>Conflicts will be re-</w:t>
@@ -666,7 +666,7 @@
             <w:proofErr w:type="gramStart"/>
             <w:r>
               <w:rPr>
-                <w:rFonts w:ascii="Arial" w:eastAsia="Arial" w:hAnsi="Arial" w:cs="Arial"/>
+                <w:rFonts w:ascii="Arial" w:hAnsi="Arial" w:cs="Arial" w:eastAsia="Arial"/>
                 <w:sz w:val="21"/>
               </w:rPr>
               <w:t>tried</w:t>
@@ -674,7 +674,7 @@
             <w:proofErr w:type="gramEnd"/>
             <w:r>
               <w:rPr>
-                <w:rFonts w:ascii="Arial" w:eastAsia="Arial" w:hAnsi="Arial" w:cs="Arial"/>
+                <w:rFonts w:ascii="Arial" w:hAnsi="Arial" w:cs="Arial" w:eastAsia="Arial"/>
                 <w:sz w:val="21"/>
               </w:rPr>
               <w:t xml:space="preserve"> three times automatically.</w:t>
@@ -702,7 +702,7 @@
             </w:pPr>
             <w:r>
               <w:rPr>
-                <w:rFonts w:ascii="Arial" w:eastAsia="Arial" w:hAnsi="Arial" w:cs="Arial"/>
+                <w:rFonts w:ascii="Arial" w:hAnsi="Arial" w:cs="Arial" w:eastAsia="Arial"/>
                 <w:b/>
                 <w:sz w:val="21"/>
               </w:rPr>
@@ -727,7 +727,7 @@
             </w:pPr>
             <w:r>
               <w:rPr>
-                <w:rFonts w:ascii="Arial" w:eastAsia="Arial" w:hAnsi="Arial" w:cs="Arial"/>
+                <w:rFonts w:ascii="Arial" w:hAnsi="Arial" w:cs="Arial" w:eastAsia="Arial"/>
                 <w:sz w:val="21"/>
               </w:rPr>
               <w:t>Migration of all file versions from source to destination.</w:t>
@@ -751,10 +751,10 @@
   <w:docDefaults>
     <w:rPrDefault>
       <w:rPr>
-        <w:rFonts w:asciiTheme="minorHAnsi" w:eastAsiaTheme="minorEastAsia" w:hAnsiTheme="minorHAnsi" w:cstheme="minorBidi"/>
+        <w:rFonts w:ascii="Arial" w:hAnsi="Arial" w:cs="Arial" w:eastAsia="Arial"/>
         <w:kern w:val="2"/>
-        <w:sz w:val="24"/>
-        <w:szCs w:val="24"/>
+        <w:sz w:val="21"/>
+        <w:szCs w:val="21"/>
         <w:lang w:val="en-IN" w:eastAsia="en-IN" w:bidi="ar-SA"/>
         <w14:ligatures w14:val="standardContextual"/>
       </w:rPr>
@@ -1150,9 +1150,9 @@
       <w:spacing w:line="259" w:lineRule="auto"/>
     </w:pPr>
     <w:rPr>
-      <w:rFonts w:ascii="Calibri" w:eastAsia="Calibri" w:hAnsi="Calibri" w:cs="Calibri"/>
+      <w:rFonts w:ascii="Arial" w:hAnsi="Arial" w:cs="Arial" w:eastAsia="Arial"/>
       <w:color w:val="000000"/>
-      <w:sz w:val="22"/>
+      <w:sz w:val="21"/>
     </w:rPr>
   </w:style>
   <w:style w:type="character" w:default="1" w:styleId="DefaultParagraphFont">
